--- a/LAB_AT_BMHTTT/LAB6/11_CNPM1_LAB6_1150080024_NGUYENTHIKIMLIEN.docx
+++ b/LAB_AT_BMHTTT/LAB6/11_CNPM1_LAB6_1150080024_NGUYENTHIKIMLIEN.docx
@@ -46,6 +46,9 @@
         </w:rPr>
       </w:pPr>
       <w:r>
+        <w:rPr>
+          <w:noProof/>
+        </w:rPr>
         <w:drawing>
           <wp:inline distT="0" distB="0" distL="0" distR="0" wp14:anchorId="60293A1E" wp14:editId="5EB4E9F9">
             <wp:extent cx="5760720" cy="3033395"/>
@@ -91,6 +94,7 @@
       </w:pPr>
       <w:r>
         <w:rPr>
+          <w:noProof/>
           <w:lang w:val="vi-VN"/>
         </w:rPr>
         <w:drawing>
@@ -138,6 +142,7 @@
       </w:pPr>
       <w:r>
         <w:rPr>
+          <w:noProof/>
           <w:lang w:val="vi-VN"/>
         </w:rPr>
         <w:lastRenderedPageBreak/>
@@ -186,6 +191,7 @@
       </w:pPr>
       <w:r>
         <w:rPr>
+          <w:noProof/>
           <w:lang w:val="vi-VN"/>
         </w:rPr>
         <w:drawing>
@@ -233,6 +239,7 @@
       </w:pPr>
       <w:r>
         <w:rPr>
+          <w:noProof/>
           <w:lang w:val="vi-VN"/>
         </w:rPr>
         <w:lastRenderedPageBreak/>
@@ -281,6 +288,7 @@
       </w:pPr>
       <w:r>
         <w:rPr>
+          <w:noProof/>
           <w:lang w:val="vi-VN"/>
         </w:rPr>
         <w:lastRenderedPageBreak/>
@@ -327,6 +335,148 @@
           <w:lang w:val="vi-VN"/>
         </w:rPr>
       </w:pPr>
+      <w:r>
+        <w:rPr>
+          <w:lang w:val="vi-VN"/>
+        </w:rPr>
+        <w:drawing>
+          <wp:inline distT="0" distB="0" distL="0" distR="0" wp14:anchorId="1F58F63E" wp14:editId="01E22E89">
+            <wp:extent cx="5760720" cy="2957195"/>
+            <wp:effectExtent l="0" t="0" r="0" b="0"/>
+            <wp:docPr id="7" name="Picture 7"/>
+            <wp:cNvGraphicFramePr>
+              <a:graphicFrameLocks xmlns:a="http://schemas.openxmlformats.org/drawingml/2006/main" noChangeAspect="1"/>
+            </wp:cNvGraphicFramePr>
+            <a:graphic xmlns:a="http://schemas.openxmlformats.org/drawingml/2006/main">
+              <a:graphicData uri="http://schemas.openxmlformats.org/drawingml/2006/picture">
+                <pic:pic xmlns:pic="http://schemas.openxmlformats.org/drawingml/2006/picture">
+                  <pic:nvPicPr>
+                    <pic:cNvPr id="1" name=""/>
+                    <pic:cNvPicPr/>
+                  </pic:nvPicPr>
+                  <pic:blipFill>
+                    <a:blip r:embed="rId12"/>
+                    <a:stretch>
+                      <a:fillRect/>
+                    </a:stretch>
+                  </pic:blipFill>
+                  <pic:spPr>
+                    <a:xfrm>
+                      <a:off x="0" y="0"/>
+                      <a:ext cx="5760720" cy="2957195"/>
+                    </a:xfrm>
+                    <a:prstGeom prst="rect">
+                      <a:avLst/>
+                    </a:prstGeom>
+                  </pic:spPr>
+                </pic:pic>
+              </a:graphicData>
+            </a:graphic>
+          </wp:inline>
+        </w:drawing>
+      </w:r>
+    </w:p>
+    <w:p>
+      <w:pPr>
+        <w:rPr>
+          <w:lang w:val="vi-VN"/>
+        </w:rPr>
+      </w:pPr>
+      <w:r>
+        <w:rPr>
+          <w:lang w:val="vi-VN"/>
+        </w:rPr>
+        <w:lastRenderedPageBreak/>
+        <w:drawing>
+          <wp:inline distT="0" distB="0" distL="0" distR="0" wp14:anchorId="3BA2FFB9" wp14:editId="701D7A3D">
+            <wp:extent cx="5760720" cy="3260090"/>
+            <wp:effectExtent l="0" t="0" r="0" b="0"/>
+            <wp:docPr id="8" name="Picture 8"/>
+            <wp:cNvGraphicFramePr>
+              <a:graphicFrameLocks xmlns:a="http://schemas.openxmlformats.org/drawingml/2006/main" noChangeAspect="1"/>
+            </wp:cNvGraphicFramePr>
+            <a:graphic xmlns:a="http://schemas.openxmlformats.org/drawingml/2006/main">
+              <a:graphicData uri="http://schemas.openxmlformats.org/drawingml/2006/picture">
+                <pic:pic xmlns:pic="http://schemas.openxmlformats.org/drawingml/2006/picture">
+                  <pic:nvPicPr>
+                    <pic:cNvPr id="1" name=""/>
+                    <pic:cNvPicPr/>
+                  </pic:nvPicPr>
+                  <pic:blipFill>
+                    <a:blip r:embed="rId13"/>
+                    <a:stretch>
+                      <a:fillRect/>
+                    </a:stretch>
+                  </pic:blipFill>
+                  <pic:spPr>
+                    <a:xfrm>
+                      <a:off x="0" y="0"/>
+                      <a:ext cx="5760720" cy="3260090"/>
+                    </a:xfrm>
+                    <a:prstGeom prst="rect">
+                      <a:avLst/>
+                    </a:prstGeom>
+                  </pic:spPr>
+                </pic:pic>
+              </a:graphicData>
+            </a:graphic>
+          </wp:inline>
+        </w:drawing>
+      </w:r>
+    </w:p>
+    <w:p>
+      <w:pPr>
+        <w:rPr>
+          <w:lang w:val="vi-VN"/>
+        </w:rPr>
+      </w:pPr>
+      <w:r>
+        <w:rPr>
+          <w:lang w:val="vi-VN"/>
+        </w:rPr>
+        <w:drawing>
+          <wp:inline distT="0" distB="0" distL="0" distR="0" wp14:anchorId="045CF79E" wp14:editId="09562016">
+            <wp:extent cx="5760720" cy="2938780"/>
+            <wp:effectExtent l="0" t="0" r="0" b="0"/>
+            <wp:docPr id="10" name="Picture 10"/>
+            <wp:cNvGraphicFramePr>
+              <a:graphicFrameLocks xmlns:a="http://schemas.openxmlformats.org/drawingml/2006/main" noChangeAspect="1"/>
+            </wp:cNvGraphicFramePr>
+            <a:graphic xmlns:a="http://schemas.openxmlformats.org/drawingml/2006/main">
+              <a:graphicData uri="http://schemas.openxmlformats.org/drawingml/2006/picture">
+                <pic:pic xmlns:pic="http://schemas.openxmlformats.org/drawingml/2006/picture">
+                  <pic:nvPicPr>
+                    <pic:cNvPr id="1" name=""/>
+                    <pic:cNvPicPr/>
+                  </pic:nvPicPr>
+                  <pic:blipFill>
+                    <a:blip r:embed="rId14"/>
+                    <a:stretch>
+                      <a:fillRect/>
+                    </a:stretch>
+                  </pic:blipFill>
+                  <pic:spPr>
+                    <a:xfrm>
+                      <a:off x="0" y="0"/>
+                      <a:ext cx="5760720" cy="2938780"/>
+                    </a:xfrm>
+                    <a:prstGeom prst="rect">
+                      <a:avLst/>
+                    </a:prstGeom>
+                  </pic:spPr>
+                </pic:pic>
+              </a:graphicData>
+            </a:graphic>
+          </wp:inline>
+        </w:drawing>
+      </w:r>
+    </w:p>
+    <w:p>
+      <w:pPr>
+        <w:rPr>
+          <w:lang w:val="vi-VN"/>
+        </w:rPr>
+      </w:pPr>
     </w:p>
     <w:p>
       <w:pPr>
@@ -356,7 +506,11 @@
     </w:p>
     <w:p>
       <w:r>
-        <w:t>Trên pfSense, LDAP là một Authentication Server dùng để xác thực người dùng với Active Directory. pfSense gửi username và password người dùng nhập tới DC01 (10.6.0.10) để kiểm tra đúng hay sai. Trong lab này LDAP được dùng cho Captive Portal (người dùng sv_a, sv_b đăng nhập bằng tài khoản domain) và kiểm tra bằng Diagnostics → Authentication. Nó cũng có thể dùng để đăng nhập WebGUI hoặc VPN.</w:t>
+        <w:t xml:space="preserve">Trên pfSense, LDAP là một Authentication Server dùng để xác thực người dùng với Active Directory. pfSense gửi username và password người dùng nhập tới DC01 (10.6.0.10) để kiểm tra đúng hay sai. Trong lab này LDAP được dùng cho Captive Portal </w:t>
+      </w:r>
+      <w:r>
+        <w:lastRenderedPageBreak/>
+        <w:t>(người dùng sv_a, sv_b đăng nhập bằng tài khoản domain) và kiểm tra bằng Diagnostics → Authentication. Nó cũng có thể dùng để đăng nhập WebGUI hoặc VPN.</w:t>
       </w:r>
     </w:p>
     <w:p>
@@ -366,7 +520,6 @@
         </w:rPr>
       </w:pPr>
       <w:r>
-        <w:lastRenderedPageBreak/>
         <w:t xml:space="preserve">Firewall rule chuẩn không thể dùng username AD làm Source trực tiếp. Rule của pfSense chỉ khớp theo thông tin tầng mạng: interface, địa chỉ IP nguồn/đích, giao thức, cổng và schedule. </w:t>
       </w:r>
     </w:p>
@@ -1413,6 +1566,7 @@
   <w:style w:type="character" w:default="1" w:styleId="DefaultParagraphFont">
     <w:name w:val="Default Paragraph Font"/>
     <w:uiPriority w:val="1"/>
+    <w:semiHidden/>
     <w:unhideWhenUsed/>
   </w:style>
   <w:style w:type="table" w:default="1" w:styleId="TableNormal">

--- a/LAB_AT_BMHTTT/LAB6/11_CNPM1_LAB6_1150080024_NGUYENTHIKIMLIEN.docx
+++ b/LAB_AT_BMHTTT/LAB6/11_CNPM1_LAB6_1150080024_NGUYENTHIKIMLIEN.docx
@@ -19,18 +19,10 @@
         <w:r>
           <w:rPr>
             <w:rStyle w:val="Hyperlink"/>
-            <w:lang w:val="vi-VN"/>
           </w:rPr>
-          <w:t>https://youtu.be/KUeV1Fnq52Q</w:t>
+          <w:t>https://youtu.be/2keu9e7va2c</w:t>
         </w:r>
       </w:hyperlink>
-    </w:p>
-    <w:p>
-      <w:pPr>
-        <w:rPr>
-          <w:lang w:val="vi-VN"/>
-        </w:rPr>
-      </w:pPr>
     </w:p>
     <w:p>
       <w:pPr>
@@ -337,6 +329,7 @@
       </w:pPr>
       <w:r>
         <w:rPr>
+          <w:noProof/>
           <w:lang w:val="vi-VN"/>
         </w:rPr>
         <w:drawing>
@@ -384,6 +377,7 @@
       </w:pPr>
       <w:r>
         <w:rPr>
+          <w:noProof/>
           <w:lang w:val="vi-VN"/>
         </w:rPr>
         <w:lastRenderedPageBreak/>
@@ -432,6 +426,7 @@
       </w:pPr>
       <w:r>
         <w:rPr>
+          <w:noProof/>
           <w:lang w:val="vi-VN"/>
         </w:rPr>
         <w:drawing>
@@ -1905,6 +1900,18 @@
       <w:shd w:val="clear" w:color="auto" w:fill="E1DFDD"/>
     </w:rPr>
   </w:style>
+  <w:style w:type="character" w:styleId="FollowedHyperlink">
+    <w:name w:val="FollowedHyperlink"/>
+    <w:basedOn w:val="DefaultParagraphFont"/>
+    <w:uiPriority w:val="99"/>
+    <w:semiHidden/>
+    <w:unhideWhenUsed/>
+    <w:rsid w:val="005065C9"/>
+    <w:rPr>
+      <w:color w:val="96607D" w:themeColor="followedHyperlink"/>
+      <w:u w:val="single"/>
+    </w:rPr>
+  </w:style>
 </w:styles>
 </file>
 
